--- a/econ-test-prep/out/02_study_guide.docx
+++ b/econ-test-prep/out/02_study_guide.docx
@@ -10086,7 +10086,7 @@
         <w:pStyle w:val="BodyText"/>
       </w:pPr>
       <w:r>
-        <w:t xml:space="preserve">The 1996 Boskin Commission estimated the total overstatement at 1.1 percentage points a year. Later estimates run closer to 0.8–0.9.</w:t>
+        <w:t xml:space="preserve">The 1996 Boskin Commission estimated the total overstatement at 1.1 percentage points a year. Later estimates run lower, roughly 0.65 to 0.9 points, partly because the BLS fixed some of the problems Boskin identified.</w:t>
       </w:r>
     </w:p>
     <w:p>
